--- a/projects/38_revenge_puck/My Ex's Rival Is My Christmas Boyfriend_회차 트리트먼트_1-50화.docx
+++ b/projects/38_revenge_puck/My Ex's Rival Is My Christmas Boyfriend_회차 트리트먼트_1-50화.docx
@@ -415,7 +415,7 @@
           <w:b w:val="0"/>
           <w:sz w:val="20"/>
         </w:rPr>
-        <w:t>몰리가 그런 짓은 못 한다고 체이스 가슴을 밀어내자, 체이스는 방금 파티장에서 타일러가 몰리를 침대에서 죽은 생선 같다고 떠벌린 걸 다 듣지 않았냐며 지금이 갚아 줄 기회라고 한다. 몰리가 창피해서 얼굴을 감싸 쥐는데 문밖에서 타일러가 안이 조용한 걸 보니 몰리가 겁먹고 뺐나 보다고 비웃고, 그 말에 몰리는 겁먹긴 누가 겁먹냐며 침대 위로 올라선다. 체이스가 계속 위아래로 뛰라고 시키고 문밖까지 들리게 몰리 진짜 유연하다고 감탄하자, 몰리는 침대가 삐걱거리게 뛰면서 스트레칭 좀 했다고, 자기야 하고 받아친다. 체이스가 더 크게 외친다. 「뭐라고, 몰리? 지금까지 본 것 중에 제일 크다고? 타일러보다 훨씬?」</w:t>
+        <w:t>몰리가 그런 짓은 못 한다고 체이스 가슴을 밀어내자, 체이스는 방금 파티장에서 타일러가 몰리를 침대에서 죽은 생선 같다고 떠벌린 걸 다 듣지 않았냐며 지금이 갚아 줄 기회라고 한다. 몰리가 창피해서 얼굴을 감싸 쥐는데 문밖에서 타일러가 안이 조용한 걸 보니 몰리가 겁먹고 뺐나 보다고 비웃고, 그 말에 몰리는 겁먹긴 누가 겁먹냐며 침대 위로 올라선다. 체이스가 계속 위아래로 뛰라고 시키고 문밖까지 들리게 몰리 진짜 유연하다고 감탄하자, 몰리는 침대가 삐걱거리게 뛰면서 스트레칭 좀 했다고, 자기야 하고 받아친다. 문밖에서 타일러가 아주 요망하다고 이를 갈자, 체이스가 더 크게 외친다. 「뭐라고, 몰리? 지금까지 본 것 중에 제일 크다고? 타일러보다 훨씬? 제대로 놀아 볼까?」</w:t>
       </w:r>
     </w:p>
     <w:p>
@@ -462,7 +462,7 @@
           <w:b w:val="0"/>
           <w:sz w:val="20"/>
         </w:rPr>
-        <w:t>타일러가 문에 귀를 바짝 붙이자, 몰리는 침대 위에서 체이스 이름을 부르며 숨넘어가는 소리를 내고, 체이스는 거기라고, 멈추지 말라고, 이제 마무리하라고 맞춰 준다. 몰리가 마지막으로 체이스를 크게 부르자 문밖에서 브리트니가 쟤 방금 느낀 거냐고 묻고, 타일러가 들어간다며 손잡이를 잡는다. 체이스가 빨리 옷을 벗으라고 하고, 싫다고 버티던 몰리는 안 벗으면 다 들킨다는 말에 분홍 하트 무늬 속옷만 남기고 옷을 벗는다.</w:t>
+        <w:t>타일러 목소리가 들리자 몰리는 침대 위에서 체이스 이름을 부르며 숨넘어가는 소리를 내고, 체이스는 거기라고, 멈추지 말라고, 이제 마무리하라고 맞춰 준다. 몰리가 마지막으로 체이스를 크게 부르자 문밖에 몰려든 파티 손님들이 쟤 방금 느낀 거냐고 수군대고, 굳어 선 타일러 옆에서 누군가 들어간다며 손잡이를 잡는다. 체이스가 빨리 옷을 벗으라고 하고, 싫다고 버티던 몰리는 안 벗으면 다 들킨다는 말에 분홍 하트 무늬 속옷만 남기고 옷을 벗는다.</w:t>
       </w:r>
     </w:p>
     <w:p>
@@ -509,7 +509,7 @@
           <w:b w:val="0"/>
           <w:sz w:val="20"/>
         </w:rPr>
-        <w:t>문을 벌컥 연 타일러는 침대 위 두 사람을 보고, 몰리에게 진짜 뻔뻔하다고, 사람들 앞에서 또 쇼할 기회라 못 참았냐고, 그 더러운 꼴은 못 봐주겠다며 문을 쾅 닫고 가 버린다. 시트를 덮고 나란히 기댄 체이스가 너무 오버했냐고 묻자 몰리는 오히려 감탄했다고 웃고, 어떻게 그렇게 연기를 잘하냐는 말에 연습을 많이 해서 그렇다고 답한다. 체이스가 그런 척하는 연습이냐고 되묻고 그럼 진짜로 느껴 본 적은 있냐고 묻자, 몰리는 한 번도 없다고, 타일러는 자기가 끝나면 그걸로 끝이었다고 털어놓는다. 체이스는 진짜 한심한 놈이라며 몰리 쪽으로 몸을 기울인다. 「내가 도와줄게. 네가 원하면.」</w:t>
+        <w:t>문이 벌컥 열리고 손님들 뒤에서 침대 위 두 사람을 본 타일러는, 몰리에게 진짜 뻔뻔하다고, 사람들 앞에서 또 쇼할 기회라 못 참았냐고, 그 더러운 꼴은 못 봐주겠다며 돌아서 가 버린다. 시트를 덮고 나란히 기댄 체이스가 너무 오버했냐고 묻자 몰리는 오히려 감탄했다고 웃고, 어떻게 그렇게 연기를 잘하냐는 말에 연습을 많이 해서 그렇다고 답한다. 체이스가 그런 척하는 연습이냐고 되묻고 그럼 진짜로 느껴 본 적은 있냐고 묻자, 몰리는 한 번도 없다고, 타일러는 자기가 끝나면 그걸로 끝이었다고 털어놓는다. 체이스는 진짜 한심한 놈이라며 몰리 쪽으로 몸을 기울인다. 「내가 도와줄게. 네가 원하면.」</w:t>
       </w:r>
     </w:p>
     <w:p>
@@ -650,7 +650,7 @@
           <w:b w:val="0"/>
           <w:sz w:val="20"/>
         </w:rPr>
-        <w:t>결국 쫓겨난 몰리는 흰 캐리어를 끌고 기숙사 계단을 내려오며 갈 곳도 없는데 어떡하냐고 중얼거리고, 그 앞에 창밖으로 떨어진 몰리의 분홍 속옷과 옷 뭉치를 한 아름 주워 안은 체이스가 서 있다. 체이스는 분홍 브래지어를 손가락에 걸어 흔들며 나랑 그렇게 있고 싶었으면 그냥 말하지 옷으로 쇼까지 하냐고 놀리다가, 캐리어에 걸터앉은 몰리가 룸메이트 브리트니가 방금 자기를 쫓아냈다고 하자 표정이 굳는다. 「그럼 갈 데는 있고? 우리 집으로 와.」 몰리가 안 된다고 하자 체이스는 방이 두 개라 따로 쓰면 된다고 하고, 몰리가 그건 진짜 아닌 것 같다고 고개를 젓자 옷 뭉치를 어깨에 걸치며 말한다. 「우리 가짜잖아. 그러니까 아무도 이상하게 안 봐.」</w:t>
+        <w:t>결국 쫓겨난 몰리가 흰 캐리어를 옆에 두고 기숙사 앞에서 갈 곳도 없는데 어떡하냐고 중얼거리는데, 돌아가다 말고 소란을 듣고 올라갔던 체이스가 브리트니가 내던진 몰리의 분홍 속옷과 옷 뭉치를 양팔에 안고 계단을 내려온다. 체이스는 분홍 브래지어를 손가락에 걸어 흔들며 나랑 그렇게 있고 싶었으면 그냥 말하지 옷으로 쇼까지 하냐고 놀리다가, 캐리어에 걸터앉은 몰리가 룸메이트 브리트니가 방금 자기를 쫓아냈다고 하자 표정이 굳는다. 「그럼 갈 데는 있고? 우리 집으로 와.」 몰리가 안 된다고 하자 체이스는 방이 두 개라 따로 쓰면 된다고 하고, 몰리가 그건 진짜 아닌 것 같다고 고개를 젓자 옷 뭉치를 어깨에 걸치며 말한다. 「우리 가짜잖아. 그러니까 아무도 이상하게 안 봐.」</w:t>
       </w:r>
     </w:p>
     <w:p>
@@ -697,7 +697,7 @@
           <w:b w:val="0"/>
           <w:sz w:val="20"/>
         </w:rPr>
-        <w:t>몰리는 그 손을 잡고 흰 캐리어를 끌며 체이스를 따라 기숙사 복도를 걸어 나와, 언 완두콩 봉지를 이마에 얹고 깨어났던 체이스의 아파트로 다시 들어선다. 분홍·보라 조명이 켜진 거실에서 체이스는 「네 방은 아래층이야. 냉장고랑 주방, TV까지 편하게 써도 돼.」 하고 물컵 두 개 중 하나를 건네고, 체이스의 램스 17번 빨간 저지를 입고 흰 낙서 의자에 앉은 몰리가 묻는다. 「왜 나 도와주는 거야?」 체이스가 「널 좋아하니까.」 했다가 복수라는 같은 목표와 같은 적이 있지 않냐고 덧붙이자, 몰리는 앞말을 농담으로 듣고 컵을 내려다보다 다시 묻는다. 「타일러랑 단순히 라이벌이라서가 아니라, 왜 그렇게 걔를 싫어해?」 체이스는 「내가 열여섯 때 아빠가 돌아가셨어.」 하고 입을 떼서, 같은 팀이던 타일러에게 제일 먼저 털어놨는데 타일러가 코치한테 가서 체이스가 제정신이 아니고 집중도 못 한다고 일러바치는 바람에 팀에서 쫓겨났다고, 엄마랑 둘뿐이었고 남은 건 하키뿐이라 하키만 하고 있으면 다시 괜찮아지는 것 같았다고 털어놓는다.</w:t>
+        <w:t>몰리는 그 손을 잡고 흰 캐리어를 끌며 체이스를 따라 기숙사 복도를 걸어 나와, 언 완두콩 봉지를 이마에 얹고 깨어났던 체이스의 아파트로 다시 들어선다. 분홍·보라 조명이 켜진 거실에서 체이스는 「네 방은 아래층이야. 냉장고랑 주방, TV까지 편하게 써도 돼.」 하고 물컵 두 개 중 하나를 건네고, 체이스의 램스 17번 빨간 저지를 입고 흰 낙서 의자에 앉은 몰리가 묻는다. 「왜 나 도와주는 거야?」 체이스가 「널 좋아하니까.」 했다가 복수라는 같은 목표와 같은 적이 있지 않냐고 덧붙이자, 몰리는 앞말을 농담으로 듣고, 그거 말고도 뭔가 있는 것 같다며 다시 묻는다. 「타일러랑 단순히 라이벌이라서가 아니라, 왜 그렇게 걔를 싫어해?」 체이스는 「내가 열여섯 때 아빠가 돌아가셨어.」 하고 입을 떼서, 같은 팀이던 타일러가 제일 먼저 털어놓은 사람 중 하나였는데 타일러가 코치한테 가서 체이스가 제정신이 아니고 집중도 못 한다고 일러바치는 바람에 팀에서 쫓겨났다고, 엄마랑 둘뿐이었고 남은 건 하키뿐이라 하키만 하고 있으면 다시 괜찮아지는 것 같았다고 털어놓는다.</w:t>
       </w:r>
     </w:p>
     <w:p>
@@ -791,7 +791,7 @@
           <w:b w:val="0"/>
           <w:sz w:val="20"/>
         </w:rPr>
-        <w:t>체이스가 그 화면을 본 이튿날 아침, 막 샤워를 마치고 젖은 머리에 파란 수건 한 장만 두른 체이스가 계단을 내려와 배달원 태블릿에 사인하고 「네, 감사합니다.」 하고 까만 택배 상자를 받아 들고는, 상자를 들여다보며 좋은 뜻이었어도 이건 잘못된 선택이라고, 진짜 최악의 선택이라고 혼자 중얼거린다. 빨간 로스앤젤레스 티셔츠 차림으로 거실에 나온 몰리는 물기 맺힌 체이스의 복근을 보자마자 속으로 외친다. 「왜 하필 세상에서 제일 잘생긴 남자랑 가짜 연애를 하는 건데.」 몰리가 좋은 아침이라고 인사하다 흠칫하자 체이스가 「오늘 왜 이렇게 잘 놀라?」 하고 웃고, 몰리는 「그냥 요즘 사는 게 너무 신나서 그런가 봐.」 하고 얼버무린다. 검은 민소매로 갈아입은 체이스가 7시 45분에 훈련이 있어서 가 봐야 한다며 그 상자를 현관 유리문 앞에 둔 채 나가고, 몰리는 그게 체이스가 산 물건이라는 걸 모른 채 언니 케이티의 문자를 받는다. 케이티는 브리트니 일 들었다고, 진짜 최악이라고, 택배 하나 보냈으니 이쯤이면 도착했을 거라고, 사랑한다고 보낸다.</w:t>
+        <w:t>체이스가 그 화면을 본 이튿날 아침, 막 샤워를 마치고 젖은 머리에 파란 수건 한 장만 두른 체이스가 계단을 내려와 배달원 태블릿에 사인하고 「네, 감사합니다.」 하고 까만 택배 상자를 받아 들고는, 상자를 들여다보며 좋은 뜻이었어도 이건 잘못된 선택이라고, 진짜 최악의 선택이라고 혼자 중얼거린다. 빨간 로스앤젤레스 티셔츠 차림으로 거실에 나온 몰리는 물기 맺힌 체이스의 복근을 보자마자 속으로 외친다. 「왜 하필 세상에서 제일 잘생긴 남자랑 가짜 연애를 하는 건데.」 몰리가 좋은 아침이라고 인사하다 체이스 손의 까만 상자를 보고 저건 뭐냐고 묻자 체이스는 미안하다며 상자를 등 뒤로 감추고, 흠칫하는 몰리에게 「오늘 왜 이렇게 잘 놀라?」 하고 웃고, 몰리는 「그냥 요즘 사는 게 너무 신나서 그런가 봐.」 하고 얼버무린다. 검은 민소매로 갈아입은 체이스가 7시 45분에 훈련이 있어서 가 봐야 한다며 그 상자를 현관 유리문 앞에 둔 채 나가고, 몰리는 그게 체이스가 산 물건이라는 걸 모른 채 언니 케이티의 문자를 받는다. 케이티는 브리트니 일 들었다고, 진짜 최악이라고, 택배 하나 보냈으니 이쯤이면 도착했을 거라고, 사랑한다고 보낸다.</w:t>
       </w:r>
     </w:p>
     <w:p>
@@ -979,7 +979,7 @@
           <w:b w:val="0"/>
           <w:sz w:val="20"/>
         </w:rPr>
-        <w:t>그렇게 되뇐 몰리가 방문을 잠그자, 체이스는 문틀에 기대 그런 선물은 주는 게 아니었다고, 완전히 선 넘었다고, 문만 열어 주면 만회하겠다고 빈다. 어떻게 만회할 거냐는 몰리에게 체이스는 몰리 옷이 거의 다 아직 기숙사 창문 밑 덤불에 있으니 크리스마스 자선 갈라에 입을 드레스를 새로 사 주겠다고, 쇼핑몰에서 프레첼도 먹자고 한다. 프레첼 소리에 문을 연 몰리는 드레스도 사고 프레첼도 먹는 거라고 웃으면서 체이스 눈을 피한다.</w:t>
+        <w:t>그렇게 되뇐 몰리가 방문을 잠그자, 체이스는 문틀에 기대 그런 선물은 주는 게 아니었다고, 완전히 선 넘었다고, 문만 열어 주면 만회하겠다고 빈다. 어떻게 만회할 거냐는 몰리에게 체이스는 몰리 옷이 아직 거의 다 브리트니 방 창문 밑 덤불에 있으니 크리스마스 자선 갈라에 입을 드레스를 새로 사 주겠다고, 쇼핑몰에서 프레첼도 먹자고 한다. 프레첼 소리에 문을 연 몰리는 드레스도 사고 프레첼도 먹는 거라고 웃으면서 체이스 눈을 피한다.</w:t>
       </w:r>
     </w:p>
     <w:p>
@@ -1026,7 +1026,7 @@
           <w:b w:val="0"/>
           <w:sz w:val="20"/>
         </w:rPr>
-        <w:t>체이스를 따라간 쇼핑몰 맞춤 옷 가게에서 체이스는 어릴 때부터 옷을 맞춰 입어서 이런 건 잘한다며 줄자를 꺼내고, 팔을 벌린 몰리 등 뒤에 바짝 붙어 허리에 줄자를 두른다. 몰리 손이 떨리는 걸 본 체이스가 손 좀 보라고 놀리고, 고개를 돌린 몰리는 코끝이 닿을 거리에서 속으로 키스해, 그냥 해 버려 하고 빈다. 체이스가 고개를 숙이는 순간 직원이 다가와 도와드릴까요 하고 묻고, 몰리는 아주 예쁜 드레스를 보러 왔다며 탈의실로 들어간다.</w:t>
+        <w:t>체이스를 따라간 쇼핑몰 맞춤 옷 가게에서 체이스는 어릴 때부터 옷을 맞춰 입어서 이런 건 잘한다며 줄자를 꺼내고, 팔을 벌린 몰리 등 뒤에 바짝 붙어 허리에 줄자를 두른다. 몰리 손이 떨리는 걸 본 체이스가 손 좀 보라고 놀리고, 고개를 돌린 몰리는 코끝이 닿을 거리에서 속으로 키스해, 그냥 해 버려 하고 빈다. 체이스가 고개를 숙이는 순간 몰리는 몸을 빼 옆 드레스 매장으로 들어서고, 다가온 직원에게 아주 예쁜 드레스를 보러 왔다고 한다.</w:t>
       </w:r>
     </w:p>
     <w:p>
@@ -1094,7 +1094,7 @@
           <w:b w:val="0"/>
           <w:sz w:val="20"/>
         </w:rPr>
-        <w:t xml:space="preserve"> 몰리가 진짜 못 말린다며 웃는 순간, 등 뒤에서 타일러 목소리가 들린다. 「야, 너 언제부터 란제리 같은 걸 샀냐?」</w:t>
+        <w:t xml:space="preserve"> 몰리가 진짜 못 말린다며 웃고 체이스가 너도 좋아하지 않냐고 받아치는 순간, 매장에 들어선 타일러가 체이스를 보고 비웃는다. 「야, 너 언제부터 란제리 같은 걸 샀냐?」</w:t>
       </w:r>
     </w:p>
     <w:p>
@@ -1120,7 +1120,7 @@
           <w:b w:val="0"/>
           <w:sz w:val="20"/>
         </w:rPr>
-        <w:t>체이스는 돌아보지도 않고 입혀 보고 싶은 사람이 생겼다고 하고, 타일러는 몰리에게 너답지 않게 굴면 다 티가 난다며 내가 널 모를 줄 아냐고 한다. 몰리는 이제야 자기가 원하던 모습이 되는 거라고, 너 없이라고 받아치고, 털 장식이 달린 빨간 란제리를 집어 들고 타일러에게 내가 이거 입으면 어떨 것 같냐고 묻는다. 체이스가 대답하지 말라고, 이거 입은 몰리는 네가 아니라 내가 볼 거라고 막아서자, 타일러는 몰리에게 체이스는 슈퍼모델 전 여친이랑 다시 잘해 보려고 너를 이용하는 것뿐이라고, 그 여자를 검색해 보라고, 넌 체이스 취향이 아니라고 쏘아붙인다. 몰리가 네 말 안 믿는다고, 우린 끝났으니 꺼지라고 하자 타일러는 우리 둘 다 그게 거짓말인 거 안다고 버틴다.</w:t>
+        <w:t>체이스는 돌아보지도 않고 입혀 보고 싶은 사람이 생겼다고 하고, 타일러는 몰리에게 너답지 않게 굴면 다 티가 난다며 내가 널 모를 줄 아냐고 한다. 몰리는 이제야 자기가 원하던 모습이 되는 거라고, 너 없이라고 받아치고, 털 장식이 달린 빨간 란제리를 집어 들고 타일러에게 내가 이거 입으면 어떨 것 같냐고 묻는다. 체이스가 대답하지 말라고, 이거 입은 몰리는 네가 아니라 내가 볼 거라고 막아서고, 둘이 일부러 자기 열받게 하는 거냐는 타일러에게 그건 덤이고 그냥 내 여친이 너무 섹시해서 그렇다고 하자, 몰리가 너도 만만치 않게 섹시하다고, 자기야 하고 받는다. 그러자 타일러는 몰리에게 체이스는 슈퍼모델 전 여친이랑 다시 잘해 보려고 너를 이용하는 것뿐이라고, 그 여자를 검색해 보라고, 넌 체이스 취향이 아니라고 쏘아붙인다. 몰리가 네 말 안 믿는다고, 우린 끝났으니 꺼지라고 하자 타일러는 우리 둘 다 그게 거짓말인 거 안다고 버틴다.</w:t>
       </w:r>
     </w:p>
     <w:p>
@@ -1141,7 +1141,7 @@
           <w:b w:val="0"/>
           <w:sz w:val="20"/>
         </w:rPr>
-        <w:t xml:space="preserve"> 몰리가 닥치라고 하자, 체이스가 몰리 어깨를 감싸며 타일러를 내려다본다. 「타일러, 이게 뭐 하는 짓이야? 진짜 이러기야?」</w:t>
+        <w:t xml:space="preserve"> 몰리가 닥치라고 하는 순간, 매장에 들어선 브리트니가 타일러를 보고 눈을 크게 뜬다. 「타일러, 이게 무슨 일이야? 진짜 이러기야?」</w:t>
       </w:r>
     </w:p>
     <w:p>
@@ -1167,7 +1167,7 @@
           <w:b w:val="0"/>
           <w:sz w:val="20"/>
         </w:rPr>
-        <w:t>체이스는 여기 슬슬 구린 냄새가 난다며 몰리 손을 잡고 가게를 나오고, 밖에서 방금 좀 통쾌했냐고 묻는다. 몰리가 꽤 통쾌했다고 웃자 체이스는 예쁘다고 하고 프레첼 먹으러 가자며 앞장서고, 몰리는 그 뒷모습을 보며 체이스랑 있으면 이상하게 안심되지만 다 가짜고 체이스가 연기를 잘하는 것뿐일지 모른다고 되뇐다. 그때 타일러 집에서는 브리트니가 너는 쟤들이 아니라 몰리한테 집착하는 거라고 따지고, 타일러는 적어도 몰리는 너처럼 계속 떠들진 않는다고 받아친다. 브리트니가 몰리가 체이스랑 엮인 뒤로 너는 몰리 생각만 한다고, 이제 네 여자 친구는 나라고 소리치자 타일러가 말한다. 「그래. 근데 우리도 이제 그만하자.」</w:t>
+        <w:t>체이스는 브리트니 말투를 흉내 내 진짜 이러기야 하고 빈정대고는, 여기 슬슬 구린 냄새가 난다며 그 빨간 란제리 값을 치르고 몰리 손을 잡고 가게를 나와, 방금 좀 통쾌했냐고 묻는다. 몰리가 꽤 통쾌했다고 웃자 체이스는 예쁘다고 하고 프레첼 먹으러 가자며 앞장서고, 몰리는 그 뒷모습을 보며 체이스랑 있으면 이상하게 안심되지만 다 가짜고 체이스가 연기를 잘하는 것뿐일지 모른다고 되뇐다. 그때 타일러 집에서는 브리트니가 너는 쟤들이 아니라 몰리한테 집착하는 거라고 따지고, 타일러는 적어도 몰리는 너처럼 계속 떠들진 않는다고 받아친다. 브리트니가 몰리가 체이스랑 엮인 뒤로 너는 몰리 생각만 한다고, 이제 네 여자 친구는 나라고 소리치자 타일러가 말한다. 「그래. 근데 우리도 이제 그만하자.」</w:t>
       </w:r>
     </w:p>
     <w:p>
@@ -1308,7 +1308,7 @@
           <w:b w:val="0"/>
           <w:sz w:val="20"/>
         </w:rPr>
-        <w:t>그 말대로 8천 달러짜리 빨간 드레스를 입고 크리스마스 자선 갈라장에 들어선 몰리는, 다들 쳐다보니 넘어지면 안 된다고 속으로 되뇌며 걷는다. 램스 선수 라이언이 오늘 예쁘다면서도 니콜만큼은 아니라고 하자 몰리는 그게 체이스 전 여친 이름이라는 걸 알아채고, 은색 드레스를 입은 브리트니가 다가와 체이스가 이런 자리에 마지막으로 데려온 여자가 모델 니콜이었다며 넌 비교도 안 된다고 비웃는다. 체이스는 브리트니에게 왔던 길로 조용히 꺼지라고, 내 여자 괴롭히지 말라고 한 뒤 몰리에게 너 정말 예쁘다고 하지만, 몰리는 니콜 같은 여자랑 사귀던 체이스가 그냥 위로하는 거라 여기고 오늘이 계약이 끝나는 날이라고 말한다. 체이스는 얘기한 대로 깔끔하게 끝내자며 몰리 손을 잡는다. 「그래도 너랑 가짜 연애하는 동안 재밌었어.」</w:t>
+        <w:t>그 말대로 8천 달러짜리 빨간 드레스를 입고 크리스마스 자선 갈라장에 들어선 몰리는, 다들 쳐다보니 넘어지면 안 된다고 속으로 되뇌며 걷는다. 하객 라이언이 오늘 예쁘다면서도 니콜만큼은 아니라고 하자 몰리는 그게 체이스 전 여친 이름이라는 걸 알아채고, 은색 드레스를 입은 브리트니가 다가와 체이스가 이런 자리에 마지막으로 데려온 여자가 모델 니콜이었다며 넌 비교도 안 된다고 비웃는다. 체이스는 브리트니에게 왔던 길로 조용히 꺼지라고, 내 여자 괴롭히지 말라고 한 뒤 몰리에게 너 정말 예쁘다고 하지만, 몰리는 니콜 같은 여자랑 사귀던 체이스가 그냥 위로하는 거라 여기고 오늘이 계약이 끝나는 날이라고 말한다. 체이스는 얘기한 대로 깔끔하게 끝내자며 몰리 손을 잡는다. 「그래도 너랑 가짜 연애하는 동안 재밌었어.」</w:t>
       </w:r>
     </w:p>
     <w:p>
@@ -1355,7 +1355,7 @@
           <w:b w:val="0"/>
           <w:sz w:val="20"/>
         </w:rPr>
-        <w:t>몰리가 전 남친 질투시키는 게 이렇게 쉬울 줄 몰랐다고, 이거 끝나면 다시 현실이라고 하자, 체이스는 그래도 몰리가 얼마나 놓치기 아까운 사람인지 타일러한테 보여 줬다고, 진짜라고 한다. 곧 시상 발표가 있다는 안내가 나오고 행사 진행자가 확인할 게 있다며 체이스를 데려가자, 타일러가 다가와 딱 5분만 얘기하자고 매달린다. 타일러는 몰리 룸메이트랑 바람피운 건 자기 잘못이라고, 브리트니는 경기 날 새벽마다 쿠키를 구워 주던 몰리처럼 자기를 응원해 준 적이 없다고, 침대에서 죽은 생선 같다고 한 것도 질투가 나서 그랬다고, 몰리랑 헤어진 게 인생 최악의 실수라고 한다. 몰리 눈에 눈물이 맺히자 타일러가 몰리 뺨에 손을 댄다. 「너 진짜 예쁘다.」</w:t>
+        <w:t>몰리가 전 남친 질투시키는 게 이렇게 쉬울 줄 몰랐다고, 이거 끝나면 다시 현실이라고 하자, 체이스는 그래도 몰리가 얼마나 놓치기 아까운 사람인지 타일러한테 보여 줬다고, 진짜라고 한다. 곧 시상 발표가 있다는 안내가 나오고 행사 진행자가 확인할 게 있다며 체이스를 데려가자, 타일러가 다가와 딱 5분만 얘기하자고 매달리고, 몰리는 그러자고 한다. 타일러는 몰리 룸메이트랑 바람피운 건 자기 잘못이라고, 브리트니는 경기 날 새벽마다 쿠키를 구워 주던 몰리처럼 자기를 응원해 준 적이 없다고, 침대에서 죽은 생선 같다고 한 것도 질투가 나서 그랬다고, 몰리랑 헤어진 게 인생 최악의 실수라고 한다. 몰리 눈에 눈물이 맺히자 타일러가 몰리 뺨에 손을 댄다. 「너 진짜 예쁘다.」</w:t>
       </w:r>
     </w:p>
     <w:p>
@@ -1402,7 +1402,7 @@
           <w:b w:val="0"/>
           <w:sz w:val="20"/>
         </w:rPr>
-        <w:t>체이스가 보는 앞에서 타일러가 그대로 몰리에게 입을 맞추고, 체이스는 몰리가 원하던 대로 됐다고, 타일러랑 있는 게 맞는 건지도 모른다고 속으로 말하며 돌아서서, 그 뒤에 몰리가 타일러를 밀어내는 걸 보지 못한다. 몰리는 기분이 좋아야 하는데 아니라는 걸 알고, 복수하고 질투 나게 하려고 체이스랑 사귄 거 다 안다며 질투 났으니 이제 돌아오라는 타일러에게, 방금 키스는 그 느낌이 아니었다고, 2년 동안 너만 쫓아다니며 찍은 것도 지긋지긋하다고, 우린 진짜 여기까지라고 하고 돌아선다. 몰리를 부르며 쫓아가는 타일러 앞을 브리트니가 막아서고, 체이스가 몰리를 원하니까 이제 와 아까워진 것뿐이라고, 둘이 헤어지기만 하면 넌 다시 나한테 기어 올 거라고 한다.</w:t>
+        <w:t>체이스가 보는 앞에서 타일러가 그대로 몰리에게 입을 맞추고, 체이스는 몰리가 원하던 대로 됐다고, 타일러랑 있는 게 맞는 건지도 모른다고 속으로 말하며 돌아서서, 그 뒤에 몰리가 타일러를 밀어내는 걸 보지 못한다. 몰리는 기분이 좋아야 하는데 아니라는 걸 알고, 복수하고 질투 나게 하려고 체이스랑 사귄 거 다 안다며 질투 났으니 이제 돌아오라는 타일러에게, 방금 키스는 그 느낌이 아니었다고, 2년 동안 너만 쫓아다니며 찍은 것도 지긋지긋하다고, 우린 진짜 여기까지라고 하고 돌아선다. 몰리를 부르며 쫓아가는 타일러 앞을 브리트니가 막아서고, 체이스가 몰리를 원하니까 이제 와 아까워진 것뿐이라고 하자 타일러가 네가 뭘 아냐고 소리친다.</w:t>
       </w:r>
     </w:p>
     <w:p>
@@ -1423,7 +1423,7 @@
           <w:b w:val="0"/>
           <w:sz w:val="20"/>
         </w:rPr>
-        <w:t xml:space="preserve"> 타일러가 브리트니를 뿌리치고 가 버리자, 브리트니가 몰리가 사라진 쪽을 노려본다. 「둘을 갈라놔야겠어.」</w:t>
+        <w:t xml:space="preserve"> 브리트니가 둘이 헤어지기만 하면 넌 다시 나한테 기어 올 거라고 쏘아붙이고, 몰리가 사라진 쪽을 노려본다. 「둘을 갈라놔야겠어.」</w:t>
       </w:r>
     </w:p>
     <w:p>
@@ -1470,7 +1470,7 @@
           <w:b w:val="0"/>
           <w:sz w:val="20"/>
         </w:rPr>
-        <w:t xml:space="preserve"> 체이스가 바닥만 보며 말한다. 「짐 챙길 거면 챙겨도 돼. 나 신경 쓰지 말고.」</w:t>
+        <w:t xml:space="preserve"> 체이스가 바닥만 보며 「짐 챙길 거면 챙겨도 돼. 나 신경 쓰지 말고.」 하자, 몰리가 고개를 든다. 「뭐라고?」</w:t>
       </w:r>
     </w:p>
     <w:p>
@@ -1496,7 +1496,7 @@
           <w:b w:val="0"/>
           <w:sz w:val="20"/>
         </w:rPr>
-        <w:t>몰리가 무슨 소리냐고 따라붙어 아파트로 돌아오자, 소파에 위스키 잔을 들고 앉은 체이스는 갈라 내내 몰리가 안 보였다고, 타일러랑 아주 붙어 있는 걸 다 봤다고, 같이 복수하는 줄 알았는데 그냥 타일러한테 돌아가고 싶었던 거라고 한다. 몰리가 타일러가 질투하는 걸 보니 통쾌했던 건 맞다고 인정하다 말이 끊기자, 체이스는 몰리가 자기를 갖고 논 거라며 계속 게임을 하고 싶으면 이번엔 자기 방식대로 하자고 잔을 내밀고, 몰리가 안 마신다고 고개를 돌리자 낮게 말한다. 「난 방금 내가 사랑하는 여자가 딴 남자랑 키스하는 걸 봤어. 그러니까 그냥 마셔 줘. 제발.」 몰리는 그 말을 술 마시라는 핑계로만 듣고 목이 타는 위스키를 넘긴 뒤, 진실 게임에서 타일러랑 다시 만날 거냐는 물음에 아니라고, 끝까지 들었으면 알았을 거라고, 키스는 했어도 역겨웠고 타일러를 좋아하지 않는다고 답한다.</w:t>
+        <w:t>몰리가 무슨 소리냐고, 갈라 내내 어디 있었냐고 따라붙어 아파트로 돌아오자, 소파에 위스키 잔을 들고 앉은 체이스는 몰리가 타일러랑 아주 붙어 있는 걸 다 봤다고, 같이 복수하는 줄 알았는데 그냥 타일러한테 돌아가고 싶었던 거라고 한다. 몰리가 타일러가 질투하는 걸 보니 통쾌했던 건 맞다고 인정하다 말이 끊기자, 체이스는 몰리가 자기를 갖고 논 거라며 계속 게임을 하고 싶으면 이번엔 자기 방식대로 하자고 잔을 내밀고, 몰리가 안 마신다고 고개를 돌리자 낮게 말한다. 「난 방금 내가 사랑하는 여자가 딴 남자랑 키스하는 걸 봤어. 그러니까 그냥 마셔 줘. 제발.」 몰리는 그 말을 술 마시라는 핑계로만 듣고 목이 타는 위스키를 넘긴 뒤, 진실 게임에서 타일러랑 다시 만날 거냐는 물음에 아니라고, 끝까지 들었으면 알았을 거라고, 키스는 했어도 역겨웠고 타일러를 좋아하지 않는다고 답한다.</w:t>
       </w:r>
     </w:p>
     <w:p>
@@ -1543,7 +1543,7 @@
           <w:b w:val="0"/>
           <w:sz w:val="20"/>
         </w:rPr>
-        <w:t>체이스가 그게 누군지 정확하게 말하라고 다그치자 몰리는 싫다며 이번엔 체이스 차례라고 하고, 체이스가 도전을 고르자 키스하면 좋아하는 사람을 말해 주겠다고 한다. 위스키 병과 잔이 놓인 탁자 옆에서 검은 셔츠에 붉은 바지 차림의 체이스가 빨간 드레스를 입은 몰리 목을 쓸며 입을 맞추고 몰리를 번쩍 들어 안자, 몰리가 숨을 몰아쉬며 웃는다. 「이 게임 미치게 마음에 드네.」 체이스가 몰리 얼굴 바로 앞에서 「내가 사 준 란제리 입었어?」 하고 묻자 몰리는 「곧 벗을 거니까.」 하고 받아치고, 체이스는 「진실? 도전?」 하며 몰리 목을 감싸 쥐고, 진실을 고른 몰리의 팔찌 찬 손목을 움켜쥐며 「내 생각 했어?」 하고 묻는다. 당연히 네 생각 했다며 너는 어떠냐고 되묻는 몰리 턱을 잡고 체이스가 말한다. 「몰리, 난 매일 밤 네 생각해. 내가 준 선물 말이야, 효과는 있었어?」 몰리는 목걸이를 만지작거리며 「좋긴 했어. 근데 잘 모르겠어.」 하고 답한다.</w:t>
+        <w:t>체이스가 그게 누군지 정확하게 말하라고 다그치자 몰리는 싫다며 이번엔 체이스 차례라고 하고, 체이스가 도전을 고르자 키스하면 좋아하는 사람을 말해 주겠다고 한다. 위스키 병과 잔이 놓인 탁자 옆에서 검은 셔츠에 붉은 바지 차림의 체이스가 빨간 드레스를 입은 몰리 목을 쓸며 입을 맞추고 몰리를 번쩍 들어 안고는 숨을 몰아쉬며 웃는다. 「이 게임 진짜 미치게 마음에 드네.」 체이스가 몰리 얼굴 바로 앞에서 「내가 사 준 란제리 입었어?」 하고 묻자 몰리는 「곧 벗을 거니까.」 하고 받아치고, 체이스는 「진실? 도전?」 하며 몰리 목을 감싸 쥐고, 진실을 고른 몰리의 팔찌 찬 손목을 움켜쥐며 「내 생각 했어?」 하고 묻는다. 당연히 네 생각 했다며 너는 어떠냐고 되묻는 몰리 턱을 잡고 체이스가 말한다. 「몰리, 난 매일 밤 네 생각해. 내가 준 선물 말이야, 효과는 있었어?」 몰리는 목걸이를 만지작거리며 「좋긴 했어. 근데 잘 모르겠어.」 하고 답한다.</w:t>
       </w:r>
     </w:p>
     <w:p>
@@ -1637,7 +1637,7 @@
           <w:b w:val="0"/>
           <w:sz w:val="20"/>
         </w:rPr>
-        <w:t>체이스가 말없이 입을 맞추며 빨간 드레스 어깨끈을 끌어 내리고, 체이스 손이 몰리 가슴을 움켜쥐자 드레스가 허리까지 흘러내려 털 장식 빨간 란제리 차림 상반신이 드러나고, 체이스 손이 몰리 배 위에 얹힌다. 소파 옆에서 몸이 얽힌 채 체이스가 검은 셔츠 단추를 풀어 가슴을 드러내자 몰리가 뭐 하는 거냐고 묻고, 체이스는 기분 좋게 해 주려는 거라고 하고, 몰리는 그러냐고 하다 체이스 가슴을 보고 세상에 하고 숨을 삼킨다. 소파에 기댄 몰리 위로 몸을 숙인 체이스는 하키 선수는 한번 마음먹으면 끝날 때까지 끈질기게 파고든다고, 여기서 안 움직인다고 하고, 몰리는 너무 부담 갖지 말라고, 그렇게까지 안 해도 된다고 체이스 머리칼을 쓸어 넘긴다.</w:t>
+        <w:t>체이스가 말없이 입을 맞추며 빨간 드레스 어깨끈을 끌어 내리고, 체이스 손이 몰리 가슴을 움켜쥐자 드레스가 허리까지 흘러내려 털 장식 빨간 란제리 차림 상반신이 드러나고, 체이스 손이 몰리 배 위에 얹힌다. 소파 옆에서 몸이 얽힌 채 체이스가 검은 셔츠 단추를 풀어 가슴을 드러내자 몰리가 뭐 하는 거냐고 묻고, 체이스는 기분 좋게 해 주려는 거라고 하고, 몰리는 그러냐고 하다 체이스 가슴을 보고 세상에 하고 숨을 삼킨다. 소파에 기댄 몰리 위로 몸을 숙인 체이스는 이 자신감 좀 보라고, 나 하키 선수잖아 자기야 하고 웃으며, 하키 선수는 한번 마음먹으면 끝날 때까지 끈질기게 파고든다고, 여기서 안 움직인다고 하고, 몰리는 너무 부담 갖지 말라고, 그렇게까지 안 해도 된다고 체이스 머리칼을 쓸어 넘긴다.</w:t>
       </w:r>
     </w:p>
     <w:p>
@@ -1752,7 +1752,7 @@
           <w:b w:val="0"/>
           <w:sz w:val="20"/>
         </w:rPr>
-        <w:t xml:space="preserve"> 카페 문을 열고 들어선 체이스가 니콜을 보고 멈춰 선다. 「니콜?」 니콜이 처음 본다는 듯 눈을 크게 뜬다. 「어머, 체이스. 여긴 웬일이야?」</w:t>
+        <w:t xml:space="preserve"> 카페 문을 열고 들어선 체이스를 니콜이 부르고, 체이스가 그 자리에 멈춰 선다. 니콜이 처음 본다는 듯 눈을 크게 뜬다. 「어머, 체이스. 여긴 웬일이야?」</w:t>
       </w:r>
     </w:p>
     <w:p>
@@ -1778,7 +1778,7 @@
           <w:b w:val="0"/>
           <w:sz w:val="20"/>
         </w:rPr>
-        <w:t>니콜은 체이스를 따라 카페 앞 붉은 벽돌 계단까지 나와, 램스가 크리스마스이브 결승을 앞뒀다며 축하한다고, 넌 내가 이기는 걸 항상 좋아했잖냐고 웃는다. 브리트니를 만나러 오던 몰리는 덤불 뒤에 숨어 저 사람이 체이스 전 여친이냐고 숨을 죽이고, 니콜이 체이스에게 바짝 붙어 요즘 네 생각 많이 했다고, 우리 정말 잘 맞았다고, 예전처럼 다시 시작하자고 하는 걸 듣는다. 체이스가 넌 내가 하키 선수라서 좋아했던 거라고 하자 니콜이 섹시하기도 했다고 웃고, 몰리는 역시 믿는 게 아니었다며 더는 못 보고 그 자리를 뜬다. 몰리가 떠난 뒤 체이스는 니콜에게 떨어지라고, 넌 파티를 좋아해서, 내가 네 급을 올려 줘서 날 만났던 거라고, 나는 지금 그런 거 신경도 안 쓰는 완전히 다른 사람을 만난다고 한다.</w:t>
+        <w:t>니콜은 체이스를 따라 카페 앞 붉은 벽돌 계단까지 나와, 램스가 크리스마스이브 결승을 앞뒀다며 축하한다고, 넌 내가 이기는 걸 항상 좋아했잖냐고 웃는다. 브리트니를 만나러 오던 몰리는 덤불 뒤에 숨어, 사진으로만 보던 체이스 전 여친이 저 사람이냐고 숨을 죽이고, 니콜이 체이스에게 바짝 붙어 요즘 네 생각 많이 했다고, 우리 정말 잘 맞았다고, 예전처럼 다시 시작하자고 하는 걸 듣는다. 체이스가 넌 내가 하키 선수라서 좋아했던 거라고 하자 니콜이 섹시하기도 했다고 웃고, 몰리는 역시 믿는 게 아니었다며 더는 못 보고 그 자리를 뜬다. 몰리가 떠난 뒤 체이스는 니콜에게 떨어지라고, 넌 파티를 좋아해서, 내가 네 급을 올려 줘서 날 만났던 거라고, 나는 지금 그런 거 신경도 안 쓰는 완전히 다른 사람을 만난다고 한다.</w:t>
       </w:r>
     </w:p>
     <w:p>
@@ -1846,7 +1846,7 @@
           <w:b w:val="0"/>
           <w:sz w:val="20"/>
         </w:rPr>
-        <w:t xml:space="preserve"> 혼자 남은 브리트니가 니콜에게 전화를 걸어, 체이스가 아예 관심도 없더라는 말을 듣고도 웃는다. 「걱정 마. 오늘 안에 둘은 끝나.」</w:t>
+        <w:t xml:space="preserve"> 혼자 남은 브리트니가 니콜과 통화하며 안 먹혔냐고, 체이스가 아예 관심도 없더냐고 되묻고는 웃는다. 「걱정 마. 오늘 안에 둘은 끝나.」</w:t>
       </w:r>
     </w:p>
     <w:p>
@@ -1872,7 +1872,7 @@
           <w:b w:val="0"/>
           <w:sz w:val="20"/>
         </w:rPr>
-        <w:t>브리트니 말대로, 프레첼 봉지를 들고 돌아온 체이스는 몰리를 부르며 집 안을 돌다가 침대 위에서 '체이스'라고 적힌 꽃무늬 봉투를 찾는다. 편지에는 그동안 즐거웠지만 좋은 일도 끝은 있나 보다고, 니콜이랑 행복하라고 적혀 있고, 체이스는 니콜이라는 이름에 말도 안 된다며 편지를 쥔 채 멍하니 선다. 그때 언니 케이티가 묵는 방에서 10분째 말이 없던 몰리가 체이스랑 끝났다고 털어놓고, 중국 음식을 앞에 둔 케이티는 이번엔 진짜 괜찮은 사람인 줄 알았다고, 그래도 한 번 상처받았다고 다시 시작하는 것까지 포기하면 안 된다고, 이번엔 다를 수도 있지 않냐고 한다. 그 말에 몰리 눈이 문 쪽에 멈추고, 자기가 나가 있겠냐는 케이티에게 몰리는 자기가 나가겠다며 일어선다.</w:t>
+        <w:t>브리트니 말대로, 프레첼 봉지를 들고 돌아온 체이스는 몰리를 부르며 집 안을 돌다가 침대 위에서 몰리가 짐을 빼 가며 남긴, '체이스'라고 적힌 꽃무늬 봉투를 찾는다. 편지에는 그동안 즐거웠지만 좋은 일도 끝은 있나 보다고, 니콜이랑 행복하라고 적혀 있고, 체이스는 니콜이라는 이름에 말도 안 된다며 편지를 쥔 채 멍하니 선다. 그때 언니 케이티가 묵는 방에서 10분째 말이 없던 몰리가 체이스랑 끝났다고 털어놓고, 중국 음식을 앞에 둔 케이티는 이번엔 진짜 괜찮은 사람인 줄 알았다고, 그래도 한 번 상처받았다고 다시 시작하는 것까지 포기하면 안 된다고, 이번엔 다를 수도 있지 않냐고 한다. 그 말에 몰리 눈이 문 쪽에 멈추고, 자기가 나가 있겠냐는 케이티에게 몰리는 자기가 나가겠다며 일어선다.</w:t>
       </w:r>
     </w:p>
     <w:p>
@@ -1919,7 +1919,7 @@
           <w:b w:val="0"/>
           <w:sz w:val="20"/>
         </w:rPr>
-        <w:t>체이스가 입을 떼려는데 케이티가 방에서 나오고, 몰리는 오늘 점심 같이 먹기로 했던 언니 케이티라고 소개하고, 케이티는 반갑다고 인사한 뒤 둘이 얘기하라며 자리를 비켜 준다. 체이스는 니콜이 갑자기 찾아왔지만 관심 없다고 분명히 말했다고 하고, 몰리는 거기 있었다고, 다 봤고 예상대로 체이스는 그냥 여자 밝히는 놈이라고, 자기는 체이스 취향도 아니지 않냐고 입술을 깨문다. 체이스는 아무 일도 없었고 앞으로도 없을 거라고, 같이 겪은 일이 있는데도 못 믿겠으면 여기서 끝내자고 하고, 몰리가 대답 없이 고개만 떨구자 마지막으로 말한다. 「난 타일러 아니야. 앞으로도 절대.」</w:t>
+        <w:t>체이스가 입을 떼려는데 몰리가 만나기로 했던 언니 케이티라고 소개하고, 케이티는 반갑다고 인사한 뒤 둘이 얘기하라며 자리를 비켜 준다. 체이스는 니콜이 갑자기 찾아왔지만 관심 없다고 분명히 말했다고 하고, 몰리는 거기 있었다고, 다 봤고 예상대로 체이스는 그냥 여자 밝히는 놈이라고, 자기는 체이스 취향도 아니지 않냐고 입술을 깨문다. 체이스는 아무 일도 없었고 앞으로도 없을 거라고, 같이 겪은 일이 있는데도 못 믿겠으면 여기서 끝내자고 한다. 눈물만 맺힌 채 말이 없는 몰리에게 체이스가 제발 그러지 말라고 하자 몰리가 알았다고만 하고, 체이스가 마지막으로 말한다. 「난 타일러 아니야. 앞으로도 절대.」</w:t>
       </w:r>
     </w:p>
     <w:p>
@@ -1940,7 +1940,7 @@
           <w:b w:val="0"/>
           <w:sz w:val="20"/>
         </w:rPr>
-        <w:t xml:space="preserve"> 체이스가 나간 뒤 케이티가 몰리를 끌어안고 머리를 쓰다듬고, 그 품에서 우는 몰리가 말한다. 「괜찮아.」</w:t>
+        <w:t xml:space="preserve"> 체이스가 미안하다며 나간 뒤 케이티가 몰리를 끌어안고 머리를 쓰다듬고, 그 품에서 우는 몰리가 말한다. 「괜찮아.」</w:t>
       </w:r>
     </w:p>
     <w:p>
@@ -1966,7 +1966,7 @@
           <w:b w:val="0"/>
           <w:sz w:val="20"/>
         </w:rPr>
-        <w:t>케이티 품에서 괜찮다고 울던 몰리는 이튿날 크리스마스이브, 체이스가 생방송에서 우승컵 사진은 이 사람이 찍는다고 했던 바로 그 결승 링크에 미디어 패스를 걸고 카메라를 든 채 선다. 장내 아나운서가 홀리데이 시리즈 결승, 리지웨이 램스와 노스필드 베어스의 맞대결이라고 외치자, 분홍 드레스를 입은 니콜이 다가와 몰리를 작가님이라고 부르며 우리 체이스랑 같이 사진 좀 찍어 달라고, 기사에 나가면 보기 좋을 거라고 하고는 체이스를 큰 소리로 부른다. 펜스로 다가온 체이스와 눈이 마주친 몰리는 카메라를 내리며 됐다고, 오늘 경기 잘하라고, 넌 반드시 이길 거라고만 하고 돌아선다. 복도 구석에서 몰리는 카메라 화면 속 체이스 사진을 넘기며, 관심 없다면서 왜 우냐고 스스로에게 묻는다.</w:t>
+        <w:t>케이티 품에서 괜찮다고 울던 몰리는 이튿날 크리스마스이브, 체이스가 생방송에서 우승컵 사진은 이 사람이 찍는다고 했던 바로 그 결승 링크에 미디어 패스를 걸고 카메라를 든 채 선다. 장내 아나운서가 홀리데이 시리즈 결승, 리지웨이 램스와 노스필드 베어스의 맞대결이라고 외치자, 분홍 옷을 입은 체이스의 여자 팬이 다가와 몰리를 작가님이라고 부르며 우리 체이스랑 같이 사진 좀 찍어 달라고, 기사에 나가면 보기 좋을 거라고 하고는 체이스를 큰 소리로 부른다. 펜스로 다가온 체이스와 눈이 마주친 몰리는 카메라를 내리며 됐다고, 오늘 경기 잘하라고, 넌 반드시 이길 거라고만 하고, 체이스는 고맙다며 빙판으로 돌아선다. 복도 구석에서 카메라 화면 속 체이스 사진을 넘기던 몰리에게 체이스가 다가와 여기서 뭐 하냐고 묻고, 그냥 일하는 중이라는 몰리에게 관심 없다면서 왜 우냐고 묻고는 빙판으로 돌아간다.</w:t>
       </w:r>
     </w:p>
     <w:p>
@@ -2013,7 +2013,7 @@
           <w:b w:val="0"/>
           <w:sz w:val="20"/>
         </w:rPr>
-        <w:t>몰리를 부른 사람은 니콜이고, 니콜은 그냥 인사하러 왔다며 너 누군지 안다는 몰리에게 그럼 자기랑 체이스가 다시 만나는 것도 알겠다고 한다. 몰리가 잘됐다고, 관심 없다고 하자 니콜은 맨날 체이스 따라다니는 거 없어 보이니 구질구질하게 굴지 말라고 하고, 사진 찍는 게 자기 일이라는 몰리에게 체이스도 그러더라고, 네가 자기 사진 찍는 데 집착한다고 했다고 웃는다. 체이스 같은 남자가 너 같은 애한테 진심일 줄 알았냐는 말에 몰리는 이를 악물고 원하면 가지라고 받아친다.</w:t>
+        <w:t>몰리를 부른 사람은 니콜이고, 니콜은 그냥 인사하러 왔다며 너 누군지 안다는 몰리에게 그럼 자기랑 체이스가 다시 만나는 것도 알겠다고 한다. 몰리가 잘됐다고, 관심 없다고 하자 니콜은 맨날 체이스 따라다니는 거 없어 보이니 구질구질하게 굴지 말라고 하고, 사진 찍는 게 자기 일이라는 몰리에게 체이스도 그러더라고, 네가 자기 사진 찍는 데 집착한다고 했다고 웃는다. 걔가 그렇게 말했냐고 되묻는 몰리에게 니콜이 체이스 같은 남자가 너 같은 애한테 진심일 줄 알았냐고 하자, 몰리는 이를 악물고 체이스한테 관심 없으니 원하면 가지라고 받아친다.</w:t>
       </w:r>
     </w:p>
     <w:p>
@@ -2201,7 +2201,7 @@
           <w:b w:val="0"/>
           <w:sz w:val="20"/>
         </w:rPr>
-        <w:t>체이스와 타일러가 얼굴을 맞대고 노려보자 심판이 둘 사이에 몸을 밀어 넣고, 램스 선수 라이언이 몰리에게 할 수 있다고 고개를 끄덕인다. 몰리는 관중 앞에서 처음엔 체이스랑 사귀는 척만 했다고, 체이스가 소문난 바람둥이인 줄 알았지만 그건 타일러였다고, 체이스는 자기를 챙기고 응원해 주고 바라던 걸 다 해 주는 사람이라 이젠 가짜처럼 느껴지지도 않는다고 말한 뒤 체이스를 본다. 「나 진짜 체이스 사랑해.」 이제 경기 좀 하자는 타일러에게 몰리가 체이스를 장비실에 가둬 놓고 무슨 경기냐고, 체이스가 우승컵 드는 게 샘났던 거라고 하자, 타일러는 어깨를 으쓱한다. 「증거도 없으면서.」 몰리가 증거가 없냐고 되묻는 순간 전광판에 몰리 카메라 영상이 뜨고, 타일러가 장비실 열쇠를 돌리며 경기 끝날 때까지 거기 있으라고 하는 목소리가 경기장에 울린다.</w:t>
+        <w:t>체이스와 타일러가 얼굴을 맞대고 노려보자 심판이 둘 사이에 몸을 밀어 넣고, 램스 선수 하나가 몰리에게 할 수 있다고 외친다. 몰리는 관중 앞에서 처음엔 체이스랑 사귀는 척만 했다고, 체이스가 소문난 바람둥이인 줄 알았지만 그건 타일러였다고, 체이스는 자기를 챙기고 응원해 주고 바라던 걸 다 해 주는 사람이라 이젠 가짜처럼 느껴지지도 않는다고 말한 뒤 체이스를 본다. 「나 진짜 체이스 사랑해.」 이제 경기 좀 하자는 타일러에게 몰리가 체이스를 장비실에 가둬 놓고 무슨 경기냐고, 체이스가 우승컵 드는 게 샘났던 거라고 하자, 타일러는 어깨를 으쓱한다. 「증거도 없으면서.」 몰리가 증거가 없냐고 되묻는 순간 전광판에 몰리 카메라 영상이 뜨고, 타일러가 장비실 열쇠를 돌리며 경기 끝날 때까지 거기 있으라고 하는 목소리가 경기장에 울린다.</w:t>
       </w:r>
     </w:p>
     <w:p>
@@ -2295,7 +2295,7 @@
           <w:b w:val="0"/>
           <w:sz w:val="20"/>
         </w:rPr>
-        <w:t>그렇게 시작한 결승을 램스가 이기고 체이스가 우승컵을 든 크리스마스이브 밤, 텅 빈 링크에서 체이스는 스케이트를 신은 몰리 손을 잡고 오늘 이겼는데 기분이 어떠냐고 묻고, 몰리는 꽤 좋다고, 이렇게 연습했으니 프로에 도전하겠다고 한다. 체이스가 퍽으로는 가능하겠다고 놀리다가 네가 진짜 잘하는 건 따로 있지 않냐고, 우리 지금 여기서도 할 수 있다고 허리를 끌어당기자, 몰리는 자극하지 말라고 체이스 가슴을 밀고, 체이스는 이마를 맞대며 크리스마스카드 셋째 줄대로라면 오늘이 마지막 날이라고 한다. 벤치에 앉은 몰리에게 체이스가 처음엔 우승컵은 자기가 들고 타일러 우는 얼굴은 몰리가 찍는 거였다며 네가 원하던 건 얻었냐고 묻자, 몰리가 답한다. 「내가 진짜 원했던 건 너였어. 이제야 알았어.」 체이스는 「나도 너였어.」라며, 몰리가 알아차릴 때까지 기다리는 것도 나쁘지 않았다고 웃고 몰리에게 입을 맞춘다.</w:t>
+        <w:t>그렇게 시작한 결승을 램스가 이기고 체이스가 우승컵을 든 크리스마스이브 밤, 텅 빈 링크에서 체이스는 스케이트를 신은 몰리 손을 잡고 오늘 이겼는데 기분이 어떠냐고 묻고, 몰리는 꽤 좋다고, 이렇게 연습했으니 프로에 도전하겠다고 한다. 체이스가 퍽으로는 가능하겠다고 놀리다가 네가 진짜 잘하는 건 따로 있지 않냐고, 우리 지금 여기서도 할 수 있다고 허리를 끌어당기자, 몰리는 자극하지 말라고 체이스 가슴을 밀고, 체이스는 이마를 맞대며 크리스마스카드 셋째 줄대로라면 가짜 연애는 원래 오늘 끝나는 거였다고 한다. 벤치에 앉은 몰리에게 체이스가 처음엔 우승컵은 자기가 들고 타일러 우는 얼굴은 몰리가 찍는 거였다며 네가 원하던 건 얻었냐고 묻자, 몰리가 답한다. 「내가 진짜 원했던 건 너였어. 이제야 알았어.」 체이스는 「나도 너였어.」라며, 몰리가 알아차릴 때까지 기다리는 것도 나쁘지 않았다고 웃고 몰리에게 입을 맞춘다.</w:t>
       </w:r>
     </w:p>
     <w:p>

--- a/projects/38_revenge_puck/My Ex's Rival Is My Christmas Boyfriend_회차 트리트먼트_1-50화.docx
+++ b/projects/38_revenge_puck/My Ex's Rival Is My Christmas Boyfriend_회차 트리트먼트_1-50화.docx
@@ -462,7 +462,7 @@
           <w:b w:val="0"/>
           <w:sz w:val="20"/>
         </w:rPr>
-        <w:t>타일러 목소리가 들리자 몰리는 침대 위에서 체이스 이름을 부르며 숨넘어가는 소리를 내고, 체이스는 거기라고, 멈추지 말라고, 이제 마무리하라고 맞춰 준다. 몰리가 마지막으로 체이스를 크게 부르자 문밖에 몰려든 파티 손님들이 쟤 방금 느낀 거냐고 수군대고, 굳어 선 타일러 옆에서 누군가 들어간다며 손잡이를 잡는다. 체이스가 빨리 옷을 벗으라고 하고, 싫다고 버티던 몰리는 안 벗으면 다 들킨다는 말에 분홍 하트 무늬 속옷만 남기고 옷을 벗는다.</w:t>
+        <w:t>타일러 목소리가 들리자 몰리는 침대 위에서 체이스 이름을 부르며 숨넘어가는 소리를 내고, 체이스가 거기라고 맞춰 주자 몰리가 멈추지 말라고, 계속하라고 외치고, 체이스가 이제 마무리하라고 한다. 몰리가 마지막으로 체이스를 크게 부르자 문밖에 몰려든 파티 손님들이 쟤 방금 느낀 거냐고 수군대고, 굳어 선 타일러 옆에서 누군가 들어간다며 손잡이를 잡는다. 체이스가 빨리 옷을 벗으라고 하고, 싫다고 버티던 몰리는 안 벗으면 다 들킨다는 말에 분홍 하트 무늬 속옷만 남기고 옷을 벗는다.</w:t>
       </w:r>
     </w:p>
     <w:p>
@@ -650,7 +650,7 @@
           <w:b w:val="0"/>
           <w:sz w:val="20"/>
         </w:rPr>
-        <w:t>결국 쫓겨난 몰리가 흰 캐리어를 옆에 두고 기숙사 앞에서 갈 곳도 없는데 어떡하냐고 중얼거리는데, 돌아가다 말고 소란을 듣고 올라갔던 체이스가 브리트니가 내던진 몰리의 분홍 속옷과 옷 뭉치를 양팔에 안고 계단을 내려온다. 체이스는 분홍 브래지어를 손가락에 걸어 흔들며 나랑 그렇게 있고 싶었으면 그냥 말하지 옷으로 쇼까지 하냐고 놀리다가, 캐리어에 걸터앉은 몰리가 룸메이트 브리트니가 방금 자기를 쫓아냈다고 하자 표정이 굳는다. 「그럼 갈 데는 있고? 우리 집으로 와.」 몰리가 안 된다고 하자 체이스는 방이 두 개라 따로 쓰면 된다고 하고, 몰리가 그건 진짜 아닌 것 같다고 고개를 젓자 옷 뭉치를 어깨에 걸치며 말한다. 「우리 가짜잖아. 그러니까 아무도 이상하게 안 봐.」</w:t>
+        <w:t>결국 쫓겨난 몰리가 흰 캐리어를 옆에 두고 기숙사 계단 아래 복도에서 갈 곳도 없는데 어떡하냐고 중얼거리는데, 돌아가다 말고 소란을 듣고 올라갔던 체이스가 브리트니가 내던진 몰리의 분홍 속옷과 옷 뭉치를 양팔에 안고 계단을 내려온다. 체이스는 분홍 브래지어를 손가락에 걸어 흔들며 나랑 그렇게 있고 싶었으면 그냥 말하지 옷으로 쇼까지 하냐고 놀리다가, 캐리어에 걸터앉은 몰리가 룸메이트 브리트니가 방금 자기를 쫓아냈다고 하자 표정이 굳는다. 「그럼 갈 데는 있고? 우리 집으로 와.」 몰리가 안 된다고 하자 체이스는 방이 두 개라 따로 쓰면 된다고 하고, 몰리가 그건 진짜 아닌 것 같다고 고개를 젓자 옷 뭉치를 어깨에 걸치며 말한다. 「우리 가짜잖아. 그러니까 아무도 이상하게 안 봐.」</w:t>
       </w:r>
     </w:p>
     <w:p>
@@ -1496,7 +1496,7 @@
           <w:b w:val="0"/>
           <w:sz w:val="20"/>
         </w:rPr>
-        <w:t>몰리가 무슨 소리냐고, 갈라 내내 어디 있었냐고 따라붙어 아파트로 돌아오자, 소파에 위스키 잔을 들고 앉은 체이스는 몰리가 타일러랑 아주 붙어 있는 걸 다 봤다고, 같이 복수하는 줄 알았는데 그냥 타일러한테 돌아가고 싶었던 거라고 한다. 몰리가 타일러가 질투하는 걸 보니 통쾌했던 건 맞다고 인정하다 말이 끊기자, 체이스는 몰리가 자기를 갖고 논 거라며 계속 게임을 하고 싶으면 이번엔 자기 방식대로 하자고 잔을 내밀고, 몰리가 안 마신다고 고개를 돌리자 낮게 말한다. 「난 방금 내가 사랑하는 여자가 딴 남자랑 키스하는 걸 봤어. 그러니까 그냥 마셔 줘. 제발.」 몰리는 그 말을 술 마시라는 핑계로만 듣고 목이 타는 위스키를 넘긴 뒤, 진실 게임에서 타일러랑 다시 만날 거냐는 물음에 아니라고, 끝까지 들었으면 알았을 거라고, 키스는 했어도 역겨웠고 타일러를 좋아하지 않는다고 답한다.</w:t>
+        <w:t>몰리가 무슨 소리냐고, 갈라 내내 어디 있었냐고 따라붙어 아파트로 돌아오자, 소파에 위스키 잔을 들고 앉은 체이스는 몰리가 타일러랑 아주 붙어 있는 걸 다 봤다고, 같이 복수하는 줄 알았는데 그냥 타일러한테 돌아가고 싶었던 거라고 한다. 몰리가 타일러가 질투하는 걸 보니 통쾌했던 건 맞다고 인정하다 말이 끊기자, 체이스는 몰리가 자기를 갖고 논 거라며 계속 게임을 하고 싶으면 이번엔 자기 방식대로 하자고 잔을 내밀고, 몰리가 안 마신다고 고개를 돌리자 낮게 말한다. 「난 방금 내가 사랑하는 여자가 딴 남자랑 키스하는 걸 봤어. 그러니까 그냥 마셔 줘. 제발.」 몰리는 그 말을 술 마시라는 핑계로만 듣고 목이 타는 위스키를 넘긴 뒤, 진실 게임에서 타일러랑 다시 만날 거냐는 물음에 아니라고 하고, 내가 방금 봤는데 거짓말하냐고 몰아붙이는 체이스에게 끝까지 들었으면 알았을 거라고, 키스는 했어도 역겨웠고 타일러를 좋아하지 않는다고 답한다.</w:t>
       </w:r>
     </w:p>
     <w:p>
@@ -1517,7 +1517,7 @@
           <w:b w:val="0"/>
           <w:sz w:val="20"/>
         </w:rPr>
-        <w:t xml:space="preserve"> 내가 방금 봤는데 거짓말하냐고 체이스가 몰아붙이자, 몰리가 체이스 눈을 똑바로 본다. 「나 다른 사람 좋아해.」</w:t>
+        <w:t xml:space="preserve"> 몰리가 체이스 눈을 똑바로 본다. 「나 다른 사람 좋아해.」</w:t>
       </w:r>
     </w:p>
     <w:p>
